--- a/Documentation/Analysis/Risk Analysis/Risk Analysis - W.docx
+++ b/Documentation/Analysis/Risk Analysis/Risk Analysis - W.docx
@@ -26,47 +26,11 @@
           <w:rFonts w:ascii="Chalkboard SE Regular" w:eastAsia="Chalkboard SE Regular" w:hAnsi="Chalkboard SE Regular" w:cs="Chalkboard SE Regular" w:hint="default"/>
         </w:rPr>
       </w:pPr>
-      <w:proofErr w:type="spellStart"/>
-      <w:r>
-        <w:rPr>
-          <w:rtl/>
-        </w:rPr>
-        <w:t>تحلیل</w:t>
-      </w:r>
-      <w:proofErr w:type="spellEnd"/>
-      <w:r>
-        <w:rPr>
-          <w:rtl/>
-        </w:rPr>
-        <w:t xml:space="preserve"> </w:t>
-      </w:r>
-      <w:proofErr w:type="spellStart"/>
-      <w:r>
-        <w:rPr>
-          <w:rtl/>
-        </w:rPr>
-        <w:t>ریسک</w:t>
-      </w:r>
-      <w:proofErr w:type="spellEnd"/>
-      <w:r>
-        <w:rPr>
-          <w:rtl/>
-        </w:rPr>
-        <w:t xml:space="preserve"> </w:t>
-      </w:r>
-      <w:proofErr w:type="spellStart"/>
-      <w:r>
-        <w:rPr>
-          <w:rtl/>
-        </w:rPr>
-        <w:t>پروژه</w:t>
-      </w:r>
-      <w:proofErr w:type="spellEnd"/>
-      <w:r>
-        <w:rPr>
-          <w:rtl/>
-        </w:rPr>
-        <w:t xml:space="preserve"> </w:t>
+      <w:r>
+        <w:rPr>
+          <w:rtl/>
+        </w:rPr>
+        <w:t xml:space="preserve">تحلیل ریسک پروژه </w:t>
       </w:r>
       <w:proofErr w:type="spellStart"/>
       <w:r>
@@ -88,30 +52,8 @@
         <w:rPr>
           <w:rtl/>
         </w:rPr>
-        <w:t xml:space="preserve">موارد </w:t>
-      </w:r>
-      <w:proofErr w:type="spellStart"/>
-      <w:r>
-        <w:rPr>
-          <w:rtl/>
-        </w:rPr>
-        <w:t>ریسک</w:t>
-      </w:r>
-      <w:proofErr w:type="spellEnd"/>
-      <w:r>
-        <w:rPr>
-          <w:rtl/>
-        </w:rPr>
-        <w:t xml:space="preserve"> </w:t>
-      </w:r>
-      <w:proofErr w:type="spellStart"/>
-      <w:r>
-        <w:rPr>
-          <w:rtl/>
-        </w:rPr>
-        <w:t>پروژه</w:t>
-      </w:r>
-      <w:proofErr w:type="spellEnd"/>
+        <w:t>موارد ریسک پروژه</w:t>
+      </w:r>
       <w:r>
         <w:rPr>
           <w:rFonts w:ascii="Mj_Casablanca Light" w:hAnsi="Mj_Casablanca Light" w:cs="Arial Unicode MS"/>
@@ -144,77 +86,7 @@
         <w:rPr>
           <w:rtl/>
         </w:rPr>
-        <w:t xml:space="preserve">عدم اطلاعات </w:t>
-      </w:r>
-      <w:proofErr w:type="spellStart"/>
-      <w:r>
-        <w:rPr>
-          <w:rtl/>
-        </w:rPr>
-        <w:t>کافی</w:t>
-      </w:r>
-      <w:proofErr w:type="spellEnd"/>
-      <w:r>
-        <w:rPr>
-          <w:rtl/>
-        </w:rPr>
-        <w:t xml:space="preserve"> از سابقه </w:t>
-      </w:r>
-      <w:proofErr w:type="spellStart"/>
-      <w:r>
-        <w:rPr>
-          <w:rtl/>
-        </w:rPr>
-        <w:t>کسب</w:t>
-      </w:r>
-      <w:proofErr w:type="spellEnd"/>
-      <w:r>
-        <w:rPr>
-          <w:rtl/>
-        </w:rPr>
-        <w:t xml:space="preserve"> و </w:t>
-      </w:r>
-      <w:proofErr w:type="spellStart"/>
-      <w:r>
-        <w:rPr>
-          <w:rtl/>
-        </w:rPr>
-        <w:t>کارها</w:t>
-      </w:r>
-      <w:proofErr w:type="spellEnd"/>
-      <w:r>
-        <w:rPr>
-          <w:rtl/>
-        </w:rPr>
-        <w:t xml:space="preserve"> و </w:t>
-      </w:r>
-      <w:proofErr w:type="spellStart"/>
-      <w:r>
-        <w:rPr>
-          <w:rtl/>
-        </w:rPr>
-        <w:t>امتیاز</w:t>
-      </w:r>
-      <w:proofErr w:type="spellEnd"/>
-      <w:r>
-        <w:rPr>
-          <w:rtl/>
-        </w:rPr>
-        <w:t xml:space="preserve"> </w:t>
-      </w:r>
-      <w:proofErr w:type="spellStart"/>
-      <w:r>
-        <w:rPr>
-          <w:rtl/>
-        </w:rPr>
-        <w:t>دهی</w:t>
-      </w:r>
-      <w:proofErr w:type="spellEnd"/>
-      <w:r>
-        <w:rPr>
-          <w:rtl/>
-        </w:rPr>
-        <w:t xml:space="preserve"> </w:t>
+        <w:t xml:space="preserve">عدم اطلاعات کافی از سابقه کسب و کارها و امتیاز دهی </w:t>
       </w:r>
       <w:r>
         <w:rPr>
@@ -222,7 +94,6 @@
         </w:rPr>
         <w:t>(</w:t>
       </w:r>
-      <w:proofErr w:type="spellStart"/>
       <w:r>
         <w:rPr>
           <w:rtl/>
@@ -242,7 +113,6 @@
         </w:rPr>
         <w:t>ای</w:t>
       </w:r>
-      <w:proofErr w:type="spellEnd"/>
       <w:r>
         <w:rPr>
           <w:rFonts w:ascii="Mj_Casablanca Light" w:hAnsi="Mj_Casablanca Light" w:cs="Arial Unicode MS"/>
@@ -253,63 +123,7 @@
         <w:rPr>
           <w:rtl/>
         </w:rPr>
-        <w:t xml:space="preserve">به </w:t>
-      </w:r>
-      <w:proofErr w:type="spellStart"/>
-      <w:r>
-        <w:rPr>
-          <w:rtl/>
-        </w:rPr>
-        <w:t>دلیل</w:t>
-      </w:r>
-      <w:proofErr w:type="spellEnd"/>
-      <w:r>
-        <w:rPr>
-          <w:rtl/>
-        </w:rPr>
-        <w:t xml:space="preserve"> </w:t>
-      </w:r>
-      <w:proofErr w:type="spellStart"/>
-      <w:r>
-        <w:rPr>
-          <w:rtl/>
-        </w:rPr>
-        <w:t>نبود</w:t>
-      </w:r>
-      <w:proofErr w:type="spellEnd"/>
-      <w:r>
-        <w:rPr>
-          <w:rtl/>
-        </w:rPr>
-        <w:t xml:space="preserve"> نظرات </w:t>
-      </w:r>
-      <w:proofErr w:type="spellStart"/>
-      <w:r>
-        <w:rPr>
-          <w:rtl/>
-        </w:rPr>
-        <w:t>کاربران</w:t>
-      </w:r>
-      <w:proofErr w:type="spellEnd"/>
-      <w:r>
-        <w:rPr>
-          <w:rtl/>
-        </w:rPr>
-        <w:t xml:space="preserve"> در </w:t>
-      </w:r>
-      <w:proofErr w:type="spellStart"/>
-      <w:r>
-        <w:rPr>
-          <w:rtl/>
-        </w:rPr>
-        <w:t>ابتدا</w:t>
-      </w:r>
-      <w:proofErr w:type="spellEnd"/>
-      <w:r>
-        <w:rPr>
-          <w:rtl/>
-        </w:rPr>
-        <w:t xml:space="preserve">  </w:t>
+        <w:t xml:space="preserve">به دلیل نبود نظرات کاربران در ابتدا  </w:t>
       </w:r>
     </w:p>
     <w:p>
@@ -332,103 +146,11 @@
         </w:rPr>
         <w:t xml:space="preserve">- </w:t>
       </w:r>
-      <w:proofErr w:type="spellStart"/>
-      <w:r>
-        <w:rPr>
-          <w:rtl/>
-        </w:rPr>
-        <w:t>نبود</w:t>
-      </w:r>
-      <w:proofErr w:type="spellEnd"/>
-      <w:r>
-        <w:rPr>
-          <w:rtl/>
-        </w:rPr>
-        <w:t xml:space="preserve"> </w:t>
-      </w:r>
-      <w:proofErr w:type="spellStart"/>
-      <w:r>
-        <w:rPr>
-          <w:rtl/>
-        </w:rPr>
-        <w:t>حامی</w:t>
-      </w:r>
-      <w:proofErr w:type="spellEnd"/>
-      <w:r>
-        <w:rPr>
-          <w:rtl/>
-        </w:rPr>
-        <w:t xml:space="preserve"> </w:t>
-      </w:r>
-      <w:proofErr w:type="spellStart"/>
-      <w:r>
-        <w:rPr>
-          <w:rtl/>
-        </w:rPr>
-        <w:t>مالی</w:t>
-      </w:r>
-      <w:proofErr w:type="spellEnd"/>
-      <w:r>
-        <w:rPr>
-          <w:rtl/>
-        </w:rPr>
-        <w:t xml:space="preserve"> </w:t>
-      </w:r>
-      <w:proofErr w:type="spellStart"/>
-      <w:r>
-        <w:rPr>
-          <w:rtl/>
-        </w:rPr>
-        <w:t>برای</w:t>
-      </w:r>
-      <w:proofErr w:type="spellEnd"/>
-      <w:r>
-        <w:rPr>
-          <w:rtl/>
-        </w:rPr>
-        <w:t xml:space="preserve"> </w:t>
-      </w:r>
-      <w:proofErr w:type="spellStart"/>
-      <w:r>
-        <w:rPr>
-          <w:rtl/>
-        </w:rPr>
-        <w:t>هزینه</w:t>
-      </w:r>
-      <w:proofErr w:type="spellEnd"/>
-      <w:r>
-        <w:rPr>
-          <w:rtl/>
-        </w:rPr>
-        <w:t xml:space="preserve"> ها و </w:t>
-      </w:r>
-      <w:proofErr w:type="spellStart"/>
-      <w:r>
-        <w:rPr>
-          <w:rtl/>
-        </w:rPr>
-        <w:t>تبلیغات</w:t>
-      </w:r>
-      <w:proofErr w:type="spellEnd"/>
-      <w:r>
-        <w:rPr>
-          <w:rtl/>
-        </w:rPr>
-        <w:t xml:space="preserve"> خود </w:t>
-      </w:r>
-      <w:proofErr w:type="spellStart"/>
-      <w:r>
-        <w:rPr>
-          <w:rtl/>
-        </w:rPr>
-        <w:t>سیستم</w:t>
-      </w:r>
-      <w:proofErr w:type="spellEnd"/>
-      <w:r>
-        <w:rPr>
-          <w:rtl/>
-        </w:rPr>
-        <w:t xml:space="preserve">  </w:t>
+      <w:r>
+        <w:rPr>
+          <w:rtl/>
+        </w:rPr>
+        <w:t xml:space="preserve">نبود حامی مالی برای هزینه ها و تبلیغات خود سیستم  </w:t>
       </w:r>
     </w:p>
     <w:p>
@@ -455,35 +177,7 @@
         <w:rPr>
           <w:rtl/>
         </w:rPr>
-        <w:t xml:space="preserve">عدم اعتماد </w:t>
-      </w:r>
-      <w:proofErr w:type="spellStart"/>
-      <w:r>
-        <w:rPr>
-          <w:rtl/>
-        </w:rPr>
-        <w:t>مشتریان</w:t>
-      </w:r>
-      <w:proofErr w:type="spellEnd"/>
-      <w:r>
-        <w:rPr>
-          <w:rtl/>
-        </w:rPr>
-        <w:t xml:space="preserve"> به </w:t>
-      </w:r>
-      <w:proofErr w:type="spellStart"/>
-      <w:r>
-        <w:rPr>
-          <w:rtl/>
-        </w:rPr>
-        <w:t>سیستم</w:t>
-      </w:r>
-      <w:proofErr w:type="spellEnd"/>
-      <w:r>
-        <w:rPr>
-          <w:rtl/>
-        </w:rPr>
-        <w:t xml:space="preserve"> بدون سابقه  </w:t>
+        <w:t xml:space="preserve">عدم اعتماد مشتریان به سیستم بدون سابقه  </w:t>
       </w:r>
     </w:p>
     <w:p>
@@ -510,100 +204,8 @@
         <w:rPr>
           <w:rtl/>
         </w:rPr>
-        <w:t xml:space="preserve">عدم </w:t>
-      </w:r>
-      <w:proofErr w:type="spellStart"/>
-      <w:r>
-        <w:rPr>
-          <w:rtl/>
-        </w:rPr>
-        <w:t>داشتن</w:t>
-      </w:r>
-      <w:proofErr w:type="spellEnd"/>
-      <w:r>
-        <w:rPr>
-          <w:rtl/>
-        </w:rPr>
-        <w:t xml:space="preserve"> </w:t>
-      </w:r>
-      <w:proofErr w:type="spellStart"/>
-      <w:r>
-        <w:rPr>
-          <w:rtl/>
-        </w:rPr>
-        <w:t>دیتابیس</w:t>
-      </w:r>
-      <w:proofErr w:type="spellEnd"/>
-      <w:r>
-        <w:rPr>
-          <w:rtl/>
-        </w:rPr>
-        <w:t xml:space="preserve"> </w:t>
-      </w:r>
-      <w:proofErr w:type="spellStart"/>
-      <w:r>
-        <w:rPr>
-          <w:rtl/>
-        </w:rPr>
-        <w:t>غنی</w:t>
-      </w:r>
-      <w:proofErr w:type="spellEnd"/>
-      <w:r>
-        <w:rPr>
-          <w:rtl/>
-        </w:rPr>
-        <w:t xml:space="preserve"> از </w:t>
-      </w:r>
-      <w:proofErr w:type="spellStart"/>
-      <w:r>
-        <w:rPr>
-          <w:rtl/>
-        </w:rPr>
-        <w:t>کسب</w:t>
-      </w:r>
-      <w:proofErr w:type="spellEnd"/>
-      <w:r>
-        <w:rPr>
-          <w:rtl/>
-        </w:rPr>
-        <w:t xml:space="preserve"> و </w:t>
-      </w:r>
-      <w:proofErr w:type="spellStart"/>
-      <w:r>
-        <w:rPr>
-          <w:rtl/>
-        </w:rPr>
-        <w:t>کارهای</w:t>
-      </w:r>
-      <w:proofErr w:type="spellEnd"/>
-      <w:r>
-        <w:rPr>
-          <w:rtl/>
-        </w:rPr>
-        <w:t xml:space="preserve"> </w:t>
-      </w:r>
-      <w:proofErr w:type="spellStart"/>
-      <w:r>
-        <w:rPr>
-          <w:rtl/>
-        </w:rPr>
-        <w:t>سراسر</w:t>
-      </w:r>
-      <w:proofErr w:type="spellEnd"/>
-      <w:r>
-        <w:rPr>
-          <w:rtl/>
-        </w:rPr>
-        <w:t xml:space="preserve"> </w:t>
-      </w:r>
-      <w:proofErr w:type="spellStart"/>
-      <w:r>
-        <w:rPr>
-          <w:rtl/>
-        </w:rPr>
-        <w:t>کشو</w:t>
-      </w:r>
-      <w:proofErr w:type="spellEnd"/>
+        <w:t>عدم داشتن دیتابیس غنی از کسب و کارهای سراسر کشو</w:t>
+      </w:r>
     </w:p>
     <w:p>
       <w:pPr>
@@ -629,86 +231,8 @@
         <w:rPr>
           <w:rtl/>
         </w:rPr>
-        <w:t xml:space="preserve">عدم </w:t>
-      </w:r>
-      <w:proofErr w:type="spellStart"/>
-      <w:r>
-        <w:rPr>
-          <w:rtl/>
-        </w:rPr>
-        <w:t>اشنایی</w:t>
-      </w:r>
-      <w:proofErr w:type="spellEnd"/>
-      <w:r>
-        <w:rPr>
-          <w:rtl/>
-        </w:rPr>
-        <w:t xml:space="preserve"> </w:t>
-      </w:r>
-      <w:proofErr w:type="spellStart"/>
-      <w:r>
-        <w:rPr>
-          <w:rtl/>
-        </w:rPr>
-        <w:t>مدیران</w:t>
-      </w:r>
-      <w:proofErr w:type="spellEnd"/>
-      <w:r>
-        <w:rPr>
-          <w:rtl/>
-        </w:rPr>
-        <w:t xml:space="preserve"> </w:t>
-      </w:r>
-      <w:proofErr w:type="spellStart"/>
-      <w:r>
-        <w:rPr>
-          <w:rtl/>
-        </w:rPr>
-        <w:t>کسب</w:t>
-      </w:r>
-      <w:proofErr w:type="spellEnd"/>
-      <w:r>
-        <w:rPr>
-          <w:rtl/>
-        </w:rPr>
-        <w:t xml:space="preserve"> و </w:t>
-      </w:r>
-      <w:proofErr w:type="spellStart"/>
-      <w:r>
-        <w:rPr>
-          <w:rtl/>
-        </w:rPr>
-        <w:t>کارها</w:t>
-      </w:r>
-      <w:proofErr w:type="spellEnd"/>
-      <w:r>
-        <w:rPr>
-          <w:rtl/>
-        </w:rPr>
-        <w:t xml:space="preserve"> </w:t>
-      </w:r>
-      <w:proofErr w:type="spellStart"/>
-      <w:r>
-        <w:rPr>
-          <w:rtl/>
-        </w:rPr>
-        <w:t>با</w:t>
-      </w:r>
-      <w:proofErr w:type="spellEnd"/>
-      <w:r>
-        <w:rPr>
-          <w:rtl/>
-        </w:rPr>
-        <w:t xml:space="preserve"> </w:t>
-      </w:r>
-      <w:proofErr w:type="spellStart"/>
-      <w:r>
-        <w:rPr>
-          <w:rtl/>
-        </w:rPr>
-        <w:t>سامانه</w:t>
-      </w:r>
-      <w:proofErr w:type="spellEnd"/>
+        <w:t>عدم اشنایی مدیران کسب و کارها با سامانه</w:t>
+      </w:r>
     </w:p>
     <w:p>
       <w:pPr>
@@ -734,58 +258,8 @@
         <w:rPr>
           <w:rtl/>
         </w:rPr>
-        <w:t xml:space="preserve">عدم </w:t>
-      </w:r>
-      <w:proofErr w:type="spellStart"/>
-      <w:r>
-        <w:rPr>
-          <w:rtl/>
-        </w:rPr>
-        <w:t>اشنایی</w:t>
-      </w:r>
-      <w:proofErr w:type="spellEnd"/>
-      <w:r>
-        <w:rPr>
-          <w:rtl/>
-        </w:rPr>
-        <w:t xml:space="preserve"> </w:t>
-      </w:r>
-      <w:proofErr w:type="spellStart"/>
-      <w:r>
-        <w:rPr>
-          <w:rtl/>
-        </w:rPr>
-        <w:t>مشتریان</w:t>
-      </w:r>
-      <w:proofErr w:type="spellEnd"/>
-      <w:r>
-        <w:rPr>
-          <w:rtl/>
-        </w:rPr>
-        <w:t xml:space="preserve"> </w:t>
-      </w:r>
-      <w:proofErr w:type="spellStart"/>
-      <w:r>
-        <w:rPr>
-          <w:rtl/>
-        </w:rPr>
-        <w:t>با</w:t>
-      </w:r>
-      <w:proofErr w:type="spellEnd"/>
-      <w:r>
-        <w:rPr>
-          <w:rtl/>
-        </w:rPr>
-        <w:t xml:space="preserve"> </w:t>
-      </w:r>
-      <w:proofErr w:type="spellStart"/>
-      <w:r>
-        <w:rPr>
-          <w:rtl/>
-        </w:rPr>
-        <w:t>سیستم</w:t>
-      </w:r>
-      <w:proofErr w:type="spellEnd"/>
+        <w:t>عدم اشنایی مشتریان با سیستم</w:t>
+      </w:r>
     </w:p>
     <w:p>
       <w:pPr>
@@ -811,63 +285,7 @@
         <w:rPr>
           <w:rtl/>
         </w:rPr>
-        <w:t xml:space="preserve">عدم </w:t>
-      </w:r>
-      <w:proofErr w:type="spellStart"/>
-      <w:r>
-        <w:rPr>
-          <w:rtl/>
-        </w:rPr>
-        <w:t>اطمینان</w:t>
-      </w:r>
-      <w:proofErr w:type="spellEnd"/>
-      <w:r>
-        <w:rPr>
-          <w:rtl/>
-        </w:rPr>
-        <w:t xml:space="preserve"> از سرعت </w:t>
-      </w:r>
-      <w:proofErr w:type="spellStart"/>
-      <w:r>
-        <w:rPr>
-          <w:rtl/>
-        </w:rPr>
-        <w:t>سیستم</w:t>
-      </w:r>
-      <w:proofErr w:type="spellEnd"/>
-      <w:r>
-        <w:rPr>
-          <w:rtl/>
-        </w:rPr>
-        <w:t xml:space="preserve"> به </w:t>
-      </w:r>
-      <w:proofErr w:type="spellStart"/>
-      <w:r>
-        <w:rPr>
-          <w:rtl/>
-        </w:rPr>
-        <w:t>دلیل</w:t>
-      </w:r>
-      <w:proofErr w:type="spellEnd"/>
-      <w:r>
-        <w:rPr>
-          <w:rtl/>
-        </w:rPr>
-        <w:t xml:space="preserve"> </w:t>
-      </w:r>
-      <w:proofErr w:type="spellStart"/>
-      <w:r>
-        <w:rPr>
-          <w:rtl/>
-        </w:rPr>
-        <w:t>نامشخص</w:t>
-      </w:r>
-      <w:proofErr w:type="spellEnd"/>
-      <w:r>
-        <w:rPr>
-          <w:rtl/>
-        </w:rPr>
-        <w:t xml:space="preserve"> بودن مشخصات هاست سرور  </w:t>
+        <w:t xml:space="preserve">عدم اطمینان از سرعت سیستم به دلیل نامشخص بودن مشخصات هاست سرور  </w:t>
       </w:r>
     </w:p>
     <w:p>
@@ -897,126 +315,12 @@
         </w:rPr>
         <w:t xml:space="preserve">احتمال </w:t>
       </w:r>
-      <w:proofErr w:type="spellStart"/>
-      <w:r>
-        <w:rPr>
-          <w:rtl/>
-        </w:rPr>
-        <w:t>ایراد</w:t>
-      </w:r>
-      <w:proofErr w:type="spellEnd"/>
-      <w:r>
-        <w:rPr>
-          <w:rtl/>
-        </w:rPr>
-        <w:t xml:space="preserve"> در </w:t>
-      </w:r>
-      <w:proofErr w:type="spellStart"/>
-      <w:r>
-        <w:rPr>
-          <w:rtl/>
-        </w:rPr>
-        <w:t>پروژه</w:t>
-      </w:r>
-      <w:proofErr w:type="spellEnd"/>
-      <w:r>
-        <w:rPr>
-          <w:rtl/>
-        </w:rPr>
-        <w:t xml:space="preserve"> به </w:t>
-      </w:r>
-      <w:proofErr w:type="spellStart"/>
-      <w:r>
-        <w:rPr>
-          <w:rtl/>
-        </w:rPr>
-        <w:t>دلیل</w:t>
-      </w:r>
-      <w:proofErr w:type="spellEnd"/>
-      <w:r>
-        <w:rPr>
-          <w:rtl/>
-        </w:rPr>
-        <w:t xml:space="preserve"> </w:t>
-      </w:r>
-      <w:proofErr w:type="spellStart"/>
-      <w:r>
-        <w:rPr>
-          <w:rtl/>
-        </w:rPr>
-        <w:t>نبود</w:t>
-      </w:r>
-      <w:proofErr w:type="spellEnd"/>
-      <w:r>
-        <w:rPr>
-          <w:rtl/>
-        </w:rPr>
-        <w:t xml:space="preserve"> تجربه </w:t>
-      </w:r>
-      <w:proofErr w:type="spellStart"/>
-      <w:r>
-        <w:rPr>
-          <w:rtl/>
-        </w:rPr>
-        <w:t>تیم</w:t>
-      </w:r>
-      <w:proofErr w:type="spellEnd"/>
-      <w:r>
-        <w:rPr>
-          <w:rtl/>
-        </w:rPr>
-        <w:t xml:space="preserve"> در </w:t>
-      </w:r>
-      <w:proofErr w:type="spellStart"/>
-      <w:r>
-        <w:rPr>
-          <w:rtl/>
-        </w:rPr>
-        <w:t>کار</w:t>
-      </w:r>
-      <w:proofErr w:type="spellEnd"/>
-      <w:r>
-        <w:rPr>
-          <w:rtl/>
-        </w:rPr>
-        <w:t xml:space="preserve"> </w:t>
-      </w:r>
-      <w:proofErr w:type="spellStart"/>
-      <w:r>
-        <w:rPr>
-          <w:rtl/>
-        </w:rPr>
-        <w:t>با</w:t>
-      </w:r>
-      <w:proofErr w:type="spellEnd"/>
-      <w:r>
-        <w:rPr>
-          <w:rtl/>
-        </w:rPr>
-        <w:t xml:space="preserve"> </w:t>
-      </w:r>
-      <w:proofErr w:type="spellStart"/>
-      <w:r>
-        <w:rPr>
-          <w:rtl/>
-        </w:rPr>
-        <w:t>تکنولوژی</w:t>
-      </w:r>
-      <w:proofErr w:type="spellEnd"/>
-      <w:r>
-        <w:rPr>
-          <w:rtl/>
-        </w:rPr>
-        <w:t xml:space="preserve"> لازم </w:t>
-      </w:r>
-      <w:proofErr w:type="spellStart"/>
-      <w:r>
-        <w:rPr>
-          <w:rtl/>
-        </w:rPr>
-        <w:t>سیستم</w:t>
-      </w:r>
-      <w:proofErr w:type="spellEnd"/>
+      <w:r>
+        <w:rPr>
+          <w:rtl/>
+        </w:rPr>
+        <w:t>ایراد در پروژه به دلیل نبود تجربه تیم در کار با تکنولوژی لازم سیستم</w:t>
+      </w:r>
     </w:p>
     <w:p>
       <w:pPr>
@@ -1032,96 +336,36 @@
           <w:cs/>
         </w:rPr>
       </w:pPr>
-      <w:proofErr w:type="spellStart"/>
-      <w:r>
-        <w:rPr>
-          <w:rtl/>
-        </w:rPr>
-        <w:t>تیم</w:t>
-      </w:r>
-      <w:proofErr w:type="spellEnd"/>
-      <w:r>
-        <w:rPr>
-          <w:rtl/>
+      <w:r>
+        <w:rPr>
+          <w:rtl/>
+        </w:rPr>
+        <w:t xml:space="preserve">تیم پروژه دسترسی پایدار به </w:t>
+      </w:r>
+      <w:r>
+        <w:rPr>
+          <w:rFonts w:hint="default"/>
         </w:rPr>
         <w:t xml:space="preserve"> </w:t>
       </w:r>
-      <w:proofErr w:type="spellStart"/>
-      <w:r>
-        <w:rPr>
-          <w:rtl/>
-        </w:rPr>
-        <w:t>پروژه</w:t>
-      </w:r>
-      <w:proofErr w:type="spellEnd"/>
-      <w:r>
-        <w:rPr>
-          <w:rtl/>
+      <w:r>
+        <w:rPr>
+          <w:rFonts w:cs="Arial Unicode MS"/>
+        </w:rPr>
+        <w:t>GitHub</w:t>
+      </w:r>
+      <w:r>
+        <w:rPr>
+          <w:rFonts w:ascii="Mj_Casablanca Light" w:hAnsi="Mj_Casablanca Light" w:cs="Arial Unicode MS"/>
         </w:rPr>
         <w:t xml:space="preserve"> </w:t>
       </w:r>
-      <w:proofErr w:type="spellStart"/>
-      <w:r>
-        <w:rPr>
-          <w:rtl/>
-        </w:rPr>
-        <w:t>دسترسی</w:t>
-      </w:r>
-      <w:proofErr w:type="spellEnd"/>
-      <w:r>
-        <w:rPr>
-          <w:rtl/>
-        </w:rPr>
-        <w:t xml:space="preserve"> </w:t>
-      </w:r>
-      <w:proofErr w:type="spellStart"/>
-      <w:r>
-        <w:rPr>
-          <w:rtl/>
-        </w:rPr>
-        <w:t>پایدار</w:t>
-      </w:r>
-      <w:proofErr w:type="spellEnd"/>
-      <w:r>
-        <w:rPr>
-          <w:rtl/>
-        </w:rPr>
-        <w:t xml:space="preserve"> </w:t>
-      </w:r>
-      <w:proofErr w:type="gramStart"/>
-      <w:r>
-        <w:rPr>
-          <w:rtl/>
-        </w:rPr>
-        <w:t xml:space="preserve">به </w:t>
-      </w:r>
-      <w:r>
-        <w:rPr>
-          <w:rFonts w:hint="default"/>
-        </w:rPr>
-        <w:t xml:space="preserve"> </w:t>
-      </w:r>
-      <w:r>
-        <w:rPr>
-          <w:rFonts w:cs="Arial Unicode MS"/>
-        </w:rPr>
-        <w:t>GitHub</w:t>
-      </w:r>
-      <w:proofErr w:type="gramEnd"/>
-      <w:r>
-        <w:rPr>
-          <w:rFonts w:ascii="Mj_Casablanca Light" w:hAnsi="Mj_Casablanca Light" w:cs="Arial Unicode MS"/>
-        </w:rPr>
-        <w:t xml:space="preserve"> </w:t>
-      </w:r>
-      <w:proofErr w:type="spellStart"/>
       <w:r>
         <w:rPr>
           <w:rtl/>
         </w:rPr>
         <w:t>ندارد</w:t>
       </w:r>
-      <w:proofErr w:type="spellEnd"/>
     </w:p>
     <w:p>
       <w:pPr>
@@ -1150,26 +394,11 @@
         </w:rPr>
         <w:t xml:space="preserve">: </w:t>
       </w:r>
-      <w:proofErr w:type="spellStart"/>
-      <w:r>
-        <w:rPr>
-          <w:rtl/>
-        </w:rPr>
-        <w:t>استفاده</w:t>
-      </w:r>
-      <w:proofErr w:type="spellEnd"/>
-      <w:r>
-        <w:rPr>
-          <w:rtl/>
-        </w:rPr>
-        <w:t xml:space="preserve"> موقت از </w:t>
-      </w:r>
-      <w:proofErr w:type="spellStart"/>
-      <w:r>
-        <w:rPr>
-          <w:rtl/>
-        </w:rPr>
-        <w:t>گیت</w:t>
+      <w:r>
+        <w:rPr>
+          <w:rtl/>
+        </w:rPr>
+        <w:t>استفاده موقت از گیت</w:t>
       </w:r>
       <w:r>
         <w:rPr>
@@ -1184,7 +413,6 @@
         </w:rPr>
         <w:t>لب</w:t>
       </w:r>
-      <w:proofErr w:type="spellEnd"/>
     </w:p>
     <w:p>
       <w:pPr>
@@ -1197,85 +425,38 @@
         <w:jc w:val="left"/>
         <w:rPr>
           <w:rFonts w:hint="default"/>
-          <w:cs/>
-        </w:rPr>
-      </w:pPr>
-      <w:proofErr w:type="spellStart"/>
-      <w:r>
-        <w:rPr>
-          <w:rtl/>
-        </w:rPr>
-        <w:t>تیم</w:t>
-      </w:r>
-      <w:proofErr w:type="spellEnd"/>
-      <w:r>
-        <w:rPr>
-          <w:rtl/>
+        </w:rPr>
+      </w:pPr>
+      <w:r>
+        <w:rPr>
+          <w:rtl/>
+        </w:rPr>
+        <w:t xml:space="preserve">تیم پروژه دسترسی به </w:t>
+      </w:r>
+      <w:r>
+        <w:rPr>
+          <w:rFonts w:hint="default"/>
         </w:rPr>
         <w:t xml:space="preserve"> </w:t>
       </w:r>
-      <w:proofErr w:type="spellStart"/>
-      <w:r>
-        <w:rPr>
-          <w:rtl/>
-        </w:rPr>
-        <w:t>پروژه</w:t>
-      </w:r>
-      <w:proofErr w:type="spellEnd"/>
-      <w:r>
-        <w:rPr>
-          <w:rtl/>
+      <w:r>
+        <w:rPr>
+          <w:rFonts w:cs="Arial Unicode MS"/>
+        </w:rPr>
+        <w:t>Figma</w:t>
+      </w:r>
+      <w:r>
+        <w:rPr>
+          <w:rFonts w:ascii="Mj_Casablanca Light" w:hAnsi="Mj_Casablanca Light" w:cs="Arial Unicode MS"/>
         </w:rPr>
         <w:t xml:space="preserve"> </w:t>
       </w:r>
-      <w:proofErr w:type="spellStart"/>
-      <w:r>
-        <w:rPr>
-          <w:rtl/>
-        </w:rPr>
-        <w:t>دسترسی</w:t>
-      </w:r>
-      <w:proofErr w:type="spellEnd"/>
-      <w:r>
-        <w:rPr>
-          <w:rtl/>
-        </w:rPr>
-        <w:t xml:space="preserve"> </w:t>
-      </w:r>
-      <w:proofErr w:type="gramStart"/>
-      <w:r>
-        <w:rPr>
-          <w:rtl/>
-        </w:rPr>
-        <w:t xml:space="preserve">به </w:t>
-      </w:r>
-      <w:r>
-        <w:rPr>
-          <w:rFonts w:hint="default"/>
-        </w:rPr>
-        <w:t xml:space="preserve"> </w:t>
-      </w:r>
-      <w:r>
-        <w:rPr>
-          <w:rFonts w:cs="Arial Unicode MS"/>
-        </w:rPr>
-        <w:t>Figma</w:t>
-      </w:r>
-      <w:proofErr w:type="gramEnd"/>
-      <w:r>
-        <w:rPr>
-          <w:rFonts w:ascii="Mj_Casablanca Light" w:hAnsi="Mj_Casablanca Light" w:cs="Arial Unicode MS"/>
-        </w:rPr>
-        <w:t xml:space="preserve"> </w:t>
-      </w:r>
-      <w:proofErr w:type="spellStart"/>
       <w:r>
         <w:rPr>
           <w:rtl/>
         </w:rPr>
         <w:t>ندارد</w:t>
       </w:r>
-      <w:proofErr w:type="spellEnd"/>
     </w:p>
     <w:p>
       <w:pPr>
@@ -1288,105 +469,184 @@
         <w:jc w:val="left"/>
         <w:rPr>
           <w:rFonts w:hint="default"/>
+        </w:rPr>
+      </w:pPr>
+      <w:r>
+        <w:rPr>
+          <w:rtl/>
+        </w:rPr>
+        <w:t xml:space="preserve">عدم آشنايي با نرم افزار </w:t>
+      </w:r>
+      <w:r>
+        <w:t>Enterprise Architect</w:t>
+      </w:r>
+      <w:r>
+        <w:rPr>
+          <w:rtl/>
+        </w:rPr>
+        <w:t xml:space="preserve"> براي رسم </w:t>
+      </w:r>
+      <w:r>
+        <w:rPr>
+          <w:rFonts w:hint="default"/>
+        </w:rPr>
+        <w:t>UML</w:t>
+      </w:r>
+      <w:r>
+        <w:rPr>
+          <w:rtl/>
+          <w:lang w:bidi="fa-IR"/>
+        </w:rPr>
+        <w:t xml:space="preserve"> ها</w:t>
+      </w:r>
+    </w:p>
+    <w:p>
+      <w:pPr>
+        <w:pStyle w:val="Body"/>
+        <w:numPr>
+          <w:ilvl w:val="0"/>
+          <w:numId w:val="4"/>
+        </w:numPr>
+        <w:bidi/>
+        <w:ind w:left="540" w:hanging="270"/>
+        <w:jc w:val="left"/>
+        <w:rPr>
+          <w:rFonts w:hint="default"/>
+        </w:rPr>
+      </w:pPr>
+      <w:r>
+        <w:rPr>
+          <w:rtl/>
+        </w:rPr>
+        <w:t>راه حل</w:t>
+      </w:r>
+      <w:r>
+        <w:rPr>
+          <w:rFonts w:ascii="Mj_Casablanca Light" w:hAnsi="Mj_Casablanca Light" w:cs="Arial Unicode MS"/>
+          <w:rtl/>
+        </w:rPr>
+        <w:t>:</w:t>
+      </w:r>
+      <w:r>
+        <w:rPr>
+          <w:rFonts w:ascii="Arial" w:hAnsi="Arial" w:cs="Arial"/>
+          <w:rtl/>
+        </w:rPr>
+        <w:t>‌</w:t>
+      </w:r>
+      <w:r>
+        <w:rPr>
+          <w:rFonts w:ascii="Mj_Casablanca Light" w:hAnsi="Mj_Casablanca Light" w:cs="Arial Unicode MS" w:hint="default"/>
+          <w:rtl/>
+        </w:rPr>
+        <w:t xml:space="preserve"> </w:t>
+      </w:r>
+      <w:r>
+        <w:rPr>
+          <w:rtl/>
+        </w:rPr>
+        <w:t>ديدن آموزش</w:t>
+      </w:r>
+    </w:p>
+    <w:p>
+      <w:pPr>
+        <w:pStyle w:val="Body"/>
+        <w:numPr>
+          <w:ilvl w:val="0"/>
+          <w:numId w:val="4"/>
+        </w:numPr>
+        <w:bidi/>
+        <w:ind w:left="540" w:hanging="270"/>
+        <w:jc w:val="left"/>
+        <w:rPr>
+          <w:rFonts w:hint="default"/>
+        </w:rPr>
+      </w:pPr>
+      <w:r>
+        <w:rPr>
+          <w:rtl/>
+        </w:rPr>
+        <w:t>راه حل: كمك گرفتن از تي اي ها</w:t>
+      </w:r>
+    </w:p>
+    <w:p>
+      <w:pPr>
+        <w:pStyle w:val="Body"/>
+        <w:numPr>
+          <w:ilvl w:val="0"/>
+          <w:numId w:val="4"/>
+        </w:numPr>
+        <w:bidi/>
+        <w:ind w:left="540" w:hanging="270"/>
+        <w:jc w:val="left"/>
+        <w:rPr>
+          <w:rFonts w:hint="default"/>
           <w:cs/>
         </w:rPr>
       </w:pPr>
-      <w:proofErr w:type="spellStart"/>
-      <w:r>
-        <w:rPr>
-          <w:rtl/>
-        </w:rPr>
-        <w:t>تیم</w:t>
-      </w:r>
-      <w:proofErr w:type="spellEnd"/>
-      <w:r>
-        <w:rPr>
-          <w:rtl/>
+      <w:r>
+        <w:rPr>
+          <w:rtl/>
+        </w:rPr>
+        <w:t xml:space="preserve">راه حل: هر فردي كه زودتر يادگبري رو تمام كرد به بقيه هم كمك كنه </w:t>
+      </w:r>
+    </w:p>
+    <w:p>
+      <w:pPr>
+        <w:pStyle w:val="Body"/>
+        <w:numPr>
+          <w:ilvl w:val="0"/>
+          <w:numId w:val="2"/>
+        </w:numPr>
+        <w:bidi/>
+        <w:jc w:val="left"/>
+        <w:rPr>
+          <w:rFonts w:hint="default"/>
+          <w:cs/>
+        </w:rPr>
+      </w:pPr>
+      <w:r>
+        <w:rPr>
+          <w:rtl/>
+        </w:rPr>
+        <w:t xml:space="preserve">تیم پروژه دسترسی به هوش مصنوعی </w:t>
+      </w:r>
+      <w:r>
+        <w:rPr>
+          <w:rFonts w:hint="default"/>
         </w:rPr>
         <w:t xml:space="preserve"> </w:t>
       </w:r>
-      <w:proofErr w:type="spellStart"/>
-      <w:r>
-        <w:rPr>
-          <w:rtl/>
-        </w:rPr>
-        <w:t>پروژه</w:t>
-      </w:r>
-      <w:proofErr w:type="spellEnd"/>
-      <w:r>
-        <w:rPr>
-          <w:rtl/>
+      <w:r>
+        <w:rPr>
+          <w:rFonts w:cs="Arial Unicode MS"/>
+        </w:rPr>
+        <w:t>Chat</w:t>
+      </w:r>
+      <w:r>
+        <w:rPr>
+          <w:rFonts w:ascii="Mj_Casablanca Light" w:hAnsi="Mj_Casablanca Light" w:cs="Arial Unicode MS"/>
+        </w:rPr>
+        <w:t>-</w:t>
+      </w:r>
+      <w:r>
+        <w:rPr>
+          <w:rFonts w:cs="Arial Unicode MS"/>
+        </w:rPr>
+        <w:t>GPT</w:t>
+      </w:r>
+      <w:r>
+        <w:rPr>
+          <w:rFonts w:ascii="Mj_Casablanca Light" w:hAnsi="Mj_Casablanca Light" w:cs="Arial Unicode MS"/>
         </w:rPr>
         <w:t xml:space="preserve"> </w:t>
       </w:r>
-      <w:proofErr w:type="spellStart"/>
-      <w:r>
-        <w:rPr>
-          <w:rtl/>
-        </w:rPr>
-        <w:t>دسترسی</w:t>
-      </w:r>
-      <w:proofErr w:type="spellEnd"/>
-      <w:r>
-        <w:rPr>
-          <w:rtl/>
-        </w:rPr>
-        <w:t xml:space="preserve"> به هوش </w:t>
-      </w:r>
-      <w:proofErr w:type="spellStart"/>
-      <w:proofErr w:type="gramStart"/>
-      <w:r>
-        <w:rPr>
-          <w:rtl/>
-        </w:rPr>
-        <w:t>مصنوعی</w:t>
-      </w:r>
-      <w:proofErr w:type="spellEnd"/>
-      <w:r>
-        <w:rPr>
-          <w:rtl/>
-        </w:rPr>
-        <w:t xml:space="preserve"> </w:t>
-      </w:r>
-      <w:r>
-        <w:rPr>
-          <w:rFonts w:hint="default"/>
-        </w:rPr>
-        <w:t xml:space="preserve"> </w:t>
-      </w:r>
-      <w:r>
-        <w:rPr>
-          <w:rFonts w:cs="Arial Unicode MS"/>
-        </w:rPr>
-        <w:t>Chat</w:t>
-      </w:r>
-      <w:proofErr w:type="gramEnd"/>
-      <w:r>
-        <w:rPr>
-          <w:rFonts w:ascii="Mj_Casablanca Light" w:hAnsi="Mj_Casablanca Light" w:cs="Arial Unicode MS"/>
-        </w:rPr>
-        <w:t>-</w:t>
-      </w:r>
-      <w:r>
-        <w:rPr>
-          <w:rFonts w:cs="Arial Unicode MS"/>
-        </w:rPr>
-        <w:t>GPT</w:t>
-      </w:r>
-      <w:r>
-        <w:rPr>
-          <w:rFonts w:ascii="Mj_Casablanca Light" w:hAnsi="Mj_Casablanca Light" w:cs="Arial Unicode MS"/>
-        </w:rPr>
-        <w:t xml:space="preserve"> </w:t>
-      </w:r>
-      <w:proofErr w:type="spellStart"/>
       <w:r>
         <w:rPr>
           <w:rtl/>
         </w:rPr>
         <w:t>ندارد</w:t>
       </w:r>
-      <w:proofErr w:type="spellEnd"/>
     </w:p>
     <w:p>
       <w:pPr>
@@ -1399,72 +659,52 @@
         <w:jc w:val="left"/>
         <w:rPr>
           <w:rFonts w:hint="default"/>
+        </w:rPr>
+      </w:pPr>
+      <w:r>
+        <w:rPr>
+          <w:rtl/>
+        </w:rPr>
+        <w:t>راه حل</w:t>
+      </w:r>
+      <w:r>
+        <w:rPr>
+          <w:rFonts w:ascii="Mj_Casablanca Light" w:hAnsi="Mj_Casablanca Light" w:cs="Arial Unicode MS"/>
+          <w:rtl/>
+        </w:rPr>
+        <w:t>:</w:t>
+      </w:r>
+      <w:r>
+        <w:rPr>
+          <w:rFonts w:ascii="Mj_Casablanca Light" w:hAnsi="Mj_Casablanca Light" w:cs="Arial Unicode MS" w:hint="default"/>
+          <w:rtl/>
+        </w:rPr>
+        <w:t xml:space="preserve">‌ </w:t>
+      </w:r>
+      <w:r>
+        <w:rPr>
+          <w:rtl/>
+        </w:rPr>
+        <w:t>استفاده موقت از مدل های داخلی</w:t>
+      </w:r>
+      <w:r>
+        <w:rPr>
+          <w:rFonts w:ascii="Mj_Casablanca Light" w:hAnsi="Mj_Casablanca Light" w:cs="Arial Unicode MS"/>
+          <w:rtl/>
+        </w:rPr>
+        <w:t>.</w:t>
+      </w:r>
+    </w:p>
+    <w:p>
+      <w:pPr>
+        <w:pStyle w:val="Body"/>
+        <w:bidi/>
+        <w:jc w:val="left"/>
+        <w:rPr>
+          <w:rFonts w:hint="default"/>
           <w:cs/>
         </w:rPr>
       </w:pPr>
-      <w:r>
-        <w:rPr>
-          <w:rtl/>
-        </w:rPr>
-        <w:t>راه حل</w:t>
-      </w:r>
-      <w:r>
-        <w:rPr>
-          <w:rFonts w:ascii="Mj_Casablanca Light" w:hAnsi="Mj_Casablanca Light" w:cs="Arial Unicode MS"/>
-          <w:rtl/>
-        </w:rPr>
-        <w:t>:</w:t>
-      </w:r>
-      <w:r>
-        <w:rPr>
-          <w:rFonts w:ascii="Mj_Casablanca Light" w:hAnsi="Mj_Casablanca Light" w:cs="Arial Unicode MS" w:hint="default"/>
-          <w:rtl/>
-        </w:rPr>
-        <w:t xml:space="preserve">‌ </w:t>
-      </w:r>
-      <w:proofErr w:type="spellStart"/>
-      <w:r>
-        <w:rPr>
-          <w:rtl/>
-        </w:rPr>
-        <w:t>استفاده</w:t>
-      </w:r>
-      <w:proofErr w:type="spellEnd"/>
-      <w:r>
-        <w:rPr>
-          <w:rtl/>
-        </w:rPr>
-        <w:t xml:space="preserve"> موقت از مدل </w:t>
-      </w:r>
-      <w:proofErr w:type="spellStart"/>
-      <w:r>
-        <w:rPr>
-          <w:rtl/>
-        </w:rPr>
-        <w:t>های</w:t>
-      </w:r>
-      <w:proofErr w:type="spellEnd"/>
-      <w:r>
-        <w:rPr>
-          <w:rtl/>
-        </w:rPr>
-        <w:t xml:space="preserve"> </w:t>
-      </w:r>
-      <w:proofErr w:type="spellStart"/>
-      <w:r>
-        <w:rPr>
-          <w:rtl/>
-        </w:rPr>
-        <w:t>داخلی</w:t>
-      </w:r>
-      <w:proofErr w:type="spellEnd"/>
-      <w:r>
-        <w:rPr>
-          <w:rFonts w:ascii="Mj_Casablanca Light" w:hAnsi="Mj_Casablanca Light" w:cs="Arial Unicode MS"/>
-          <w:rtl/>
-        </w:rPr>
-        <w:t>.</w:t>
-      </w:r>
     </w:p>
     <w:p>
       <w:pPr>
@@ -1515,9 +755,6 @@
         <w:tab w:val="center" w:pos="4680"/>
         <w:tab w:val="right" w:pos="9360"/>
       </w:tabs>
-      <w:rPr>
-        <w:rFonts w:hint="eastAsia"/>
-      </w:rPr>
     </w:pPr>
     <w:r>
       <w:tab/>
@@ -1529,9 +766,6 @@
       <w:instrText xml:space="preserve"> PAGE </w:instrText>
     </w:r>
     <w:r>
-      <w:rPr>
-        <w:rFonts w:hint="eastAsia"/>
-      </w:rPr>
       <w:fldChar w:fldCharType="separate"/>
     </w:r>
     <w:r>
@@ -1576,9 +810,6 @@
         <w:tab w:val="center" w:pos="4680"/>
         <w:tab w:val="right" w:pos="9360"/>
       </w:tabs>
-      <w:rPr>
-        <w:rFonts w:hint="eastAsia"/>
-      </w:rPr>
     </w:pPr>
     <w:r>
       <w:t>1405/2/5</w:t>
@@ -2099,6 +1330,35 @@
   </w:num>
   <w:num w:numId="4" w16cid:durableId="262417600">
     <w:abstractNumId w:val="1"/>
+    <w:lvlOverride w:ilvl="0">
+      <w:lvl w:ilvl="0" w:tplc="21BCB118">
+        <w:start w:val="1"/>
+        <w:numFmt w:val="bullet"/>
+        <w:lvlText w:val="-"/>
+        <w:lvlJc w:val="left"/>
+        <w:pPr>
+          <w:ind w:left="240" w:hanging="240"/>
+        </w:pPr>
+        <w:rPr>
+          <w:rFonts w:hAnsi="Arial Unicode MS"/>
+          <w:caps w:val="0"/>
+          <w:smallCaps w:val="0"/>
+          <w:strike w:val="0"/>
+          <w:dstrike w:val="0"/>
+          <w:outline w:val="0"/>
+          <w:emboss w:val="0"/>
+          <w:imprint w:val="0"/>
+          <w:spacing w:val="0"/>
+          <w:w w:val="100"/>
+          <w:kern w:val="0"/>
+          <w:position w:val="4"/>
+          <w:sz w:val="26"/>
+          <w:szCs w:val="26"/>
+          <w:highlight w:val="none"/>
+          <w:vertAlign w:val="baseline"/>
+        </w:rPr>
+      </w:lvl>
+    </w:lvlOverride>
   </w:num>
 </w:numbering>
 </file>
